--- a/docs/guides/Threat_Emulation_MCP_Agent_Guide.docx
+++ b/docs/guides/Threat_Emulation_MCP_Agent_Guide.docx
@@ -7,12 +7,73 @@
         <w:pStyle w:val="Heading1"/>
       </w:pPr>
       <w:r>
-        <w:t>Threat Emulation MCP Agent Guide</w:t>
+        <w:t>Threat Emulation Agents (MCP Gateway and Direct)</w:t>
       </w:r>
     </w:p>
     <w:p>
       <w:r>
-        <w:t>This guide details the **Threat Emulation MCP Agent** workflow, designed to analyze files and file hashes for malicious content using Check Point Threat Emulation and the Model Context Protocol (MCP).</w:t>
+        <w:t>The Threat Emulation agents check files and file hashes with the Check Point Threat Emulation cloud</w:t>
+      </w:r>
+    </w:p>
+    <w:p>
+      <w:r>
+        <w:t>service and explain the verdicts. They look up existing results by hash, submit files for emulation,</w:t>
+      </w:r>
+    </w:p>
+    <w:p>
+      <w:r>
+        <w:t>download reports, and show your API quota.</w:t>
+      </w:r>
+    </w:p>
+    <w:p>
+      <w:r>
+        <w:t xml:space="preserve">Two agents ship in n8n, Flowise, and Langflow: </w:t>
+      </w:r>
+      <w:r>
+        <w:rPr>
+          <w:b/>
+        </w:rPr>
+        <w:t>Threat Emulation Agent (MCP Gateway)</w:t>
+      </w:r>
+      <w:r>
+        <w:t xml:space="preserve"> and </w:t>
+      </w:r>
+      <w:r>
+        <w:rPr>
+          <w:b/>
+        </w:rPr>
+        <w:t>Threat Emulation Agent (Direct)</w:t>
+      </w:r>
+      <w:r>
+        <w:t>. They have the same five tools and the same prompt. Only the path of the tool calls differs.</w:t>
+      </w:r>
+    </w:p>
+    <w:p>
+      <w:r>
+        <w:t xml:space="preserve">These agents do more than read: </w:t>
+      </w:r>
+      <w:r>
+        <w:rPr>
+          <w:rFonts w:ascii="Courier New" w:hAnsi="Courier New"/>
+        </w:rPr>
+        <w:t>upload_file</w:t>
+      </w:r>
+      <w:r>
+        <w:t xml:space="preserve"> and </w:t>
+      </w:r>
+      <w:r>
+        <w:rPr>
+          <w:rFonts w:ascii="Courier New" w:hAnsi="Courier New"/>
+        </w:rPr>
+        <w:t>scan_file</w:t>
+      </w:r>
+      <w:r>
+        <w:t xml:space="preserve"> send a file to the Threat Emulation cloud</w:t>
+      </w:r>
+    </w:p>
+    <w:p>
+      <w:r>
+        <w:t>service. Use test files only. Never submit customer files or files that hold confidential data.</w:t>
       </w:r>
     </w:p>
     <w:p>
@@ -20,12 +81,210 @@
         <w:pStyle w:val="Heading2"/>
       </w:pPr>
       <w:r>
-        <w:t>Overview</w:t>
+        <w:t>At a glance</w:t>
       </w:r>
     </w:p>
     <w:p>
       <w:r>
-        <w:t>The **Threat Emulation MCP Agent** enables users to submit files or file hashes (SHA-256) for emulation and analysis. It helps in identifying zero-day threats and known malicious files.</w:t>
+        <w:t>|  | MCP Gateway agent | Direct agent |</w:t>
+      </w:r>
+    </w:p>
+    <w:p>
+      <w:r>
+        <w:t>| Agent name | Threat Emulation Agent (MCP Gateway) | Threat Emulation Agent (Direct) |</w:t>
+      </w:r>
+    </w:p>
+    <w:p>
+      <w:r>
+        <w:t xml:space="preserve">| Endpoint | </w:t>
+      </w:r>
+      <w:r>
+        <w:rPr>
+          <w:rFonts w:ascii="Courier New" w:hAnsi="Courier New"/>
+        </w:rPr>
+        <w:t>http://mcp-gateway:8080/mcp</w:t>
+      </w:r>
+      <w:r>
+        <w:t xml:space="preserve">, Bearer token </w:t>
+      </w:r>
+      <w:r>
+        <w:rPr>
+          <w:rFonts w:ascii="Courier New" w:hAnsi="Courier New"/>
+        </w:rPr>
+        <w:t>MCP_GATEWAY_TOKEN</w:t>
+      </w:r>
+      <w:r>
+        <w:t xml:space="preserve"> | </w:t>
+      </w:r>
+      <w:r>
+        <w:rPr>
+          <w:rFonts w:ascii="Courier New" w:hAnsi="Courier New"/>
+        </w:rPr>
+        <w:t>http://threat-emulation-mcp:3004</w:t>
+      </w:r>
+      <w:r>
+        <w:t xml:space="preserve">, no token (internal </w:t>
+      </w:r>
+      <w:r>
+        <w:rPr>
+          <w:rFonts w:ascii="Courier New" w:hAnsi="Courier New"/>
+        </w:rPr>
+        <w:t>lab</w:t>
+      </w:r>
+      <w:r>
+        <w:t xml:space="preserve"> network only) |</w:t>
+      </w:r>
+    </w:p>
+    <w:p>
+      <w:r>
+        <w:t>| Tools | 5 of the gateway's 190, selected | All 5 of the server |</w:t>
+      </w:r>
+    </w:p>
+    <w:p>
+      <w:r>
+        <w:t xml:space="preserve">| n8n MCP Client Tool node | </w:t>
+      </w:r>
+      <w:r>
+        <w:rPr>
+          <w:rFonts w:ascii="Courier New" w:hAnsi="Courier New"/>
+        </w:rPr>
+        <w:t>MCP Gateway</w:t>
+      </w:r>
+      <w:r>
+        <w:t xml:space="preserve"> | </w:t>
+      </w:r>
+      <w:r>
+        <w:rPr>
+          <w:rFonts w:ascii="Courier New" w:hAnsi="Courier New"/>
+        </w:rPr>
+        <w:t>Threat Emulation MCP</w:t>
+      </w:r>
+      <w:r>
+        <w:t xml:space="preserve"> |</w:t>
+      </w:r>
+    </w:p>
+    <w:p>
+      <w:r>
+        <w:t xml:space="preserve">| Tool names the model sees in n8n | </w:t>
+      </w:r>
+      <w:r>
+        <w:rPr>
+          <w:rFonts w:ascii="Courier New" w:hAnsi="Courier New"/>
+        </w:rPr>
+        <w:t>MCP_Gateway_upload_file</w:t>
+      </w:r>
+      <w:r>
+        <w:t xml:space="preserve"> | </w:t>
+      </w:r>
+      <w:r>
+        <w:rPr>
+          <w:rFonts w:ascii="Courier New" w:hAnsi="Courier New"/>
+        </w:rPr>
+        <w:t>Threat_Emulation_MCP_upload_file</w:t>
+      </w:r>
+      <w:r>
+        <w:t xml:space="preserve"> |</w:t>
+      </w:r>
+    </w:p>
+    <w:p>
+      <w:r>
+        <w:t xml:space="preserve">| n8n workflow file | </w:t>
+      </w:r>
+      <w:r>
+        <w:rPr>
+          <w:rFonts w:ascii="Courier New" w:hAnsi="Courier New"/>
+        </w:rPr>
+        <w:t>n8n/backup/workflows/threat-emulation-via-gateway.json</w:t>
+      </w:r>
+      <w:r>
+        <w:t xml:space="preserve"> | </w:t>
+      </w:r>
+      <w:r>
+        <w:rPr>
+          <w:rFonts w:ascii="Courier New" w:hAnsi="Courier New"/>
+        </w:rPr>
+        <w:t>n8n/backup/workflows/threat-emulation-mcp-agent.json</w:t>
+      </w:r>
+      <w:r>
+        <w:t xml:space="preserve"> |</w:t>
+      </w:r>
+    </w:p>
+    <w:p>
+      <w:r>
+        <w:t xml:space="preserve">| Flowise file | </w:t>
+      </w:r>
+      <w:r>
+        <w:rPr>
+          <w:rFonts w:ascii="Courier New" w:hAnsi="Courier New"/>
+        </w:rPr>
+        <w:t>integrations/flowise/threat-emulation.flowdata.json</w:t>
+      </w:r>
+      <w:r>
+        <w:t xml:space="preserve"> | </w:t>
+      </w:r>
+      <w:r>
+        <w:rPr>
+          <w:rFonts w:ascii="Courier New" w:hAnsi="Courier New"/>
+        </w:rPr>
+        <w:t>integrations/flowise/direct-threat-emulation.flowdata.json</w:t>
+      </w:r>
+      <w:r>
+        <w:t xml:space="preserve"> |</w:t>
+      </w:r>
+    </w:p>
+    <w:p>
+      <w:r>
+        <w:t xml:space="preserve">| Langflow file | </w:t>
+      </w:r>
+      <w:r>
+        <w:rPr>
+          <w:rFonts w:ascii="Courier New" w:hAnsi="Courier New"/>
+        </w:rPr>
+        <w:t>integrations/langflow/threat-emulation.flow.json</w:t>
+      </w:r>
+      <w:r>
+        <w:t xml:space="preserve"> | </w:t>
+      </w:r>
+      <w:r>
+        <w:rPr>
+          <w:rFonts w:ascii="Courier New" w:hAnsi="Courier New"/>
+        </w:rPr>
+        <w:t>integrations/langflow/direct-threat-emulation.flow.json</w:t>
+      </w:r>
+      <w:r>
+        <w:t xml:space="preserve"> |</w:t>
+      </w:r>
+    </w:p>
+    <w:p>
+      <w:r>
+        <w:t xml:space="preserve">The MCP server runs as the Compose service </w:t>
+      </w:r>
+      <w:r>
+        <w:rPr>
+          <w:rFonts w:ascii="Courier New" w:hAnsi="Courier New"/>
+        </w:rPr>
+        <w:t>threat-emulation-mcp</w:t>
+      </w:r>
+      <w:r>
+        <w:t xml:space="preserve"> (catalog key </w:t>
+      </w:r>
+      <w:r>
+        <w:rPr>
+          <w:rFonts w:ascii="Courier New" w:hAnsi="Courier New"/>
+        </w:rPr>
+        <w:t>threat-emulation</w:t>
+      </w:r>
+      <w:r>
+        <w:t xml:space="preserve"> in </w:t>
+      </w:r>
+      <w:r>
+        <w:rPr>
+          <w:rFonts w:ascii="Courier New" w:hAnsi="Courier New"/>
+        </w:rPr>
+        <w:t>mcp-gateway/catalog.yaml</w:t>
+      </w:r>
+      <w:r>
+        <w:t>).</w:t>
       </w:r>
     </w:p>
     <w:p>
@@ -33,7 +292,7 @@
         <w:pStyle w:val="Heading2"/>
       </w:pPr>
       <w:r>
-        <w:t>Prerequisites</w:t>
+        <w:t>Tools (5)</w:t>
       </w:r>
     </w:p>
     <w:p>
@@ -41,7 +300,46 @@
         <w:pStyle w:val="ListBullet"/>
       </w:pPr>
       <w:r>
-        <w:t xml:space="preserve">  **n8n URL**: `http://&lt;host_ip&gt;:5678`</w:t>
+        <w:rPr>
+          <w:b/>
+        </w:rPr>
+        <w:t>Files and verdicts:</w:t>
+      </w:r>
+      <w:r>
+        <w:t xml:space="preserve"> </w:t>
+      </w:r>
+      <w:r>
+        <w:rPr>
+          <w:rFonts w:ascii="Courier New" w:hAnsi="Courier New"/>
+        </w:rPr>
+        <w:t>query_file</w:t>
+      </w:r>
+      <w:r>
+        <w:t xml:space="preserve">, </w:t>
+      </w:r>
+      <w:r>
+        <w:rPr>
+          <w:rFonts w:ascii="Courier New" w:hAnsi="Courier New"/>
+        </w:rPr>
+        <w:t>upload_file</w:t>
+      </w:r>
+      <w:r>
+        <w:t xml:space="preserve">, </w:t>
+      </w:r>
+      <w:r>
+        <w:rPr>
+          <w:rFonts w:ascii="Courier New" w:hAnsi="Courier New"/>
+        </w:rPr>
+        <w:t>scan_file</w:t>
+      </w:r>
+      <w:r>
+        <w:t xml:space="preserve">, </w:t>
+      </w:r>
+      <w:r>
+        <w:rPr>
+          <w:rFonts w:ascii="Courier New" w:hAnsi="Courier New"/>
+        </w:rPr>
+        <w:t>download_report</w:t>
       </w:r>
     </w:p>
     <w:p>
@@ -49,7 +347,738 @@
         <w:pStyle w:val="ListBullet"/>
       </w:pPr>
       <w:r>
-        <w:t xml:space="preserve">  **Credentials**:</w:t>
+        <w:rPr>
+          <w:b/>
+        </w:rPr>
+        <w:t>Account:</w:t>
+      </w:r>
+      <w:r>
+        <w:t xml:space="preserve"> </w:t>
+      </w:r>
+      <w:r>
+        <w:rPr>
+          <w:rFonts w:ascii="Courier New" w:hAnsi="Courier New"/>
+        </w:rPr>
+        <w:t>get_quota</w:t>
+      </w:r>
+    </w:p>
+    <w:p>
+      <w:pPr>
+        <w:pStyle w:val="Heading2"/>
+      </w:pPr>
+      <w:r>
+        <w:t>Prerequisites</w:t>
+      </w:r>
+    </w:p>
+    <w:p>
+      <w:pPr>
+        <w:pStyle w:val="ListNumber"/>
+      </w:pPr>
+      <w:r>
+        <w:rPr>
+          <w:b/>
+        </w:rPr>
+        <w:t>The lab is running.</w:t>
+      </w:r>
+      <w:r>
+        <w:t xml:space="preserve"> </w:t>
+      </w:r>
+      <w:r>
+        <w:rPr>
+          <w:rFonts w:ascii="Courier New" w:hAnsi="Courier New"/>
+        </w:rPr>
+        <w:t>./scripts/doctor.sh --post-start</w:t>
+      </w:r>
+      <w:r>
+        <w:t xml:space="preserve"> reports </w:t>
+      </w:r>
+      <w:r>
+        <w:rPr>
+          <w:rFonts w:ascii="Courier New" w:hAnsi="Courier New"/>
+        </w:rPr>
+        <w:t>no blockers</w:t>
+      </w:r>
+      <w:r>
+        <w:t xml:space="preserve"> (with 1Password references in </w:t>
+      </w:r>
+      <w:r>
+        <w:rPr>
+          <w:rFonts w:ascii="Courier New" w:hAnsi="Courier New"/>
+        </w:rPr>
+        <w:t>.env</w:t>
+      </w:r>
+      <w:r>
+        <w:t xml:space="preserve">: </w:t>
+      </w:r>
+      <w:r>
+        <w:rPr>
+          <w:rFonts w:ascii="Courier New" w:hAnsi="Courier New"/>
+        </w:rPr>
+        <w:t>op run --env-file=.env -- ./scripts/doctor.sh --post-start</w:t>
+      </w:r>
+      <w:r>
+        <w:t>)</w:t>
+      </w:r>
+    </w:p>
+    <w:p>
+      <w:pPr>
+        <w:pStyle w:val="ListNumber"/>
+      </w:pPr>
+      <w:r>
+        <w:rPr>
+          <w:b/>
+        </w:rPr>
+        <w:t>A model for `lab-chat`.</w:t>
+      </w:r>
+      <w:r>
+        <w:t xml:space="preserve"> One model provider key in </w:t>
+      </w:r>
+      <w:r>
+        <w:rPr>
+          <w:rFonts w:ascii="Courier New" w:hAnsi="Courier New"/>
+        </w:rPr>
+        <w:t>.env</w:t>
+      </w:r>
+      <w:r>
+        <w:t xml:space="preserve">, or the local Ollama model (slow on a CPU). Every agent calls </w:t>
+      </w:r>
+      <w:r>
+        <w:rPr>
+          <w:rFonts w:ascii="Courier New" w:hAnsi="Courier New"/>
+        </w:rPr>
+        <w:t>lab-chat</w:t>
+      </w:r>
+      <w:r>
+        <w:t xml:space="preserve"> through LiteLLM; builders never hold provider keys</w:t>
+      </w:r>
+    </w:p>
+    <w:p>
+      <w:pPr>
+        <w:pStyle w:val="ListNumber"/>
+      </w:pPr>
+      <w:r>
+        <w:rPr>
+          <w:b/>
+        </w:rPr>
+        <w:t>The Threat Emulation settings in `.env`</w:t>
+      </w:r>
+      <w:r>
+        <w:t xml:space="preserve"> (table below). </w:t>
+      </w:r>
+      <w:r>
+        <w:rPr>
+          <w:rFonts w:ascii="Courier New" w:hAnsi="Courier New"/>
+        </w:rPr>
+        <w:t>./setup.sh</w:t>
+      </w:r>
+      <w:r>
+        <w:t xml:space="preserve"> asks for them, or edit </w:t>
+      </w:r>
+      <w:r>
+        <w:rPr>
+          <w:rFonts w:ascii="Courier New" w:hAnsi="Courier New"/>
+        </w:rPr>
+        <w:t>.env</w:t>
+      </w:r>
+      <w:r>
+        <w:t xml:space="preserve"> (with </w:t>
+      </w:r>
+      <w:r>
+        <w:rPr>
+          <w:rFonts w:ascii="Courier New" w:hAnsi="Courier New"/>
+        </w:rPr>
+        <w:t>./setup.sh --1password</w:t>
+      </w:r>
+      <w:r>
+        <w:t xml:space="preserve">, </w:t>
+      </w:r>
+      <w:r>
+        <w:rPr>
+          <w:rFonts w:ascii="Courier New" w:hAnsi="Courier New"/>
+        </w:rPr>
+        <w:t>.env</w:t>
+      </w:r>
+      <w:r>
+        <w:t xml:space="preserve"> holds </w:t>
+      </w:r>
+      <w:r>
+        <w:rPr>
+          <w:rFonts w:ascii="Courier New" w:hAnsi="Courier New"/>
+        </w:rPr>
+        <w:t>op://</w:t>
+      </w:r>
+      <w:r>
+        <w:t xml:space="preserve"> references instead of values). Then run </w:t>
+      </w:r>
+      <w:r>
+        <w:rPr>
+          <w:rFonts w:ascii="Courier New" w:hAnsi="Courier New"/>
+        </w:rPr>
+        <w:t>docker compose up -d</w:t>
+      </w:r>
+      <w:r>
+        <w:t xml:space="preserve">: it recreates the servers whose settings changed. With 1Password references in </w:t>
+      </w:r>
+      <w:r>
+        <w:rPr>
+          <w:rFonts w:ascii="Courier New" w:hAnsi="Courier New"/>
+        </w:rPr>
+        <w:t>.env</w:t>
+      </w:r>
+      <w:r>
+        <w:t xml:space="preserve">, start every </w:t>
+      </w:r>
+      <w:r>
+        <w:rPr>
+          <w:rFonts w:ascii="Courier New" w:hAnsi="Courier New"/>
+        </w:rPr>
+        <w:t>docker compose</w:t>
+      </w:r>
+      <w:r>
+        <w:t xml:space="preserve"> command in this guide with </w:t>
+      </w:r>
+      <w:r>
+        <w:rPr>
+          <w:rFonts w:ascii="Courier New" w:hAnsi="Courier New"/>
+        </w:rPr>
+        <w:t>op run --env-file=.env --</w:t>
+      </w:r>
+      <w:r>
+        <w:t xml:space="preserve"> (</w:t>
+      </w:r>
+      <w:r>
+        <w:t>Secrets and 1Password</w:t>
+      </w:r>
+      <w:r>
+        <w:t xml:space="preserve"> (../REFERENCE.md#secrets-and-1password)</w:t>
+      </w:r>
+      <w:r>
+        <w:t>)</w:t>
+      </w:r>
+    </w:p>
+    <w:p>
+      <w:pPr>
+        <w:pStyle w:val="ListNumber"/>
+      </w:pPr>
+      <w:r>
+        <w:rPr>
+          <w:b/>
+        </w:rPr>
+        <w:t>Sign-in.</w:t>
+      </w:r>
+      <w:r>
+        <w:t xml:space="preserve"> The lab admin for n8n, Flowise, and Langflow: </w:t>
+      </w:r>
+      <w:r>
+        <w:rPr>
+          <w:rFonts w:ascii="Courier New" w:hAnsi="Courier New"/>
+        </w:rPr>
+        <w:t>N8N_ADMIN_EMAIL</w:t>
+      </w:r>
+      <w:r>
+        <w:t xml:space="preserve"> (default </w:t>
+      </w:r>
+      <w:r>
+        <w:rPr>
+          <w:rFonts w:ascii="Courier New" w:hAnsi="Courier New"/>
+        </w:rPr>
+        <w:t>admin@lab.local</w:t>
+      </w:r>
+      <w:r>
+        <w:t xml:space="preserve">) and </w:t>
+      </w:r>
+      <w:r>
+        <w:rPr>
+          <w:rFonts w:ascii="Courier New" w:hAnsi="Courier New"/>
+        </w:rPr>
+        <w:t>N8N_ADMIN_PASSWORD</w:t>
+      </w:r>
+    </w:p>
+    <w:p>
+      <w:r>
+        <w:t>| Setting | Value |</w:t>
+      </w:r>
+    </w:p>
+    <w:p>
+      <w:r>
+        <w:t xml:space="preserve">| </w:t>
+      </w:r>
+      <w:r>
+        <w:rPr>
+          <w:rFonts w:ascii="Courier New" w:hAnsi="Courier New"/>
+        </w:rPr>
+        <w:t>TE_API_KEY</w:t>
+      </w:r>
+      <w:r>
+        <w:t xml:space="preserve"> | A Threat Prevention API key for the Threat Emulation service. |</w:t>
+      </w:r>
+    </w:p>
+    <w:p>
+      <w:r>
+        <w:rPr>
+          <w:b/>
+        </w:rPr>
+        <w:t>Files to scan.</w:t>
+      </w:r>
+      <w:r>
+        <w:t xml:space="preserve"> Put them in the folder </w:t>
+      </w:r>
+      <w:r>
+        <w:rPr>
+          <w:rFonts w:ascii="Courier New" w:hAnsi="Courier New"/>
+        </w:rPr>
+        <w:t>n8n/shared</w:t>
+      </w:r>
+      <w:r>
+        <w:t xml:space="preserve"> next to </w:t>
+      </w:r>
+      <w:r>
+        <w:rPr>
+          <w:rFonts w:ascii="Courier New" w:hAnsi="Courier New"/>
+        </w:rPr>
+        <w:t>docker-compose.yml</w:t>
+      </w:r>
+      <w:r>
+        <w:t xml:space="preserve"> (Docker creates it at</w:t>
+      </w:r>
+    </w:p>
+    <w:p>
+      <w:r>
+        <w:t xml:space="preserve">the first start). The server sees that folder read-only as </w:t>
+      </w:r>
+      <w:r>
+        <w:rPr>
+          <w:rFonts w:ascii="Courier New" w:hAnsi="Courier New"/>
+        </w:rPr>
+        <w:t>/data/shared</w:t>
+      </w:r>
+      <w:r>
+        <w:t xml:space="preserve"> and reads only regular files</w:t>
+      </w:r>
+    </w:p>
+    <w:p>
+      <w:r>
+        <w:t xml:space="preserve">under </w:t>
+      </w:r>
+      <w:r>
+        <w:rPr>
+          <w:rFonts w:ascii="Courier New" w:hAnsi="Courier New"/>
+        </w:rPr>
+        <w:t>TE_ALLOWED_DIRS</w:t>
+      </w:r>
+      <w:r>
+        <w:t xml:space="preserve"> (</w:t>
+      </w:r>
+      <w:r>
+        <w:rPr>
+          <w:rFonts w:ascii="Courier New" w:hAnsi="Courier New"/>
+        </w:rPr>
+        <w:t>/data/shared</w:t>
+      </w:r>
+      <w:r>
+        <w:t xml:space="preserve"> in </w:t>
+      </w:r>
+      <w:r>
+        <w:rPr>
+          <w:rFonts w:ascii="Courier New" w:hAnsi="Courier New"/>
+        </w:rPr>
+        <w:t>docker-compose.yml</w:t>
+      </w:r>
+      <w:r>
+        <w:t>). A plain file name is resolved against</w:t>
+      </w:r>
+    </w:p>
+    <w:p>
+      <w:r>
+        <w:rPr>
+          <w:rFonts w:ascii="Courier New" w:hAnsi="Courier New"/>
+        </w:rPr>
+        <w:t>/data/shared</w:t>
+      </w:r>
+      <w:r>
+        <w:t xml:space="preserve">. Symbolic links and </w:t>
+      </w:r>
+      <w:r>
+        <w:rPr>
+          <w:rFonts w:ascii="Courier New" w:hAnsi="Courier New"/>
+        </w:rPr>
+        <w:t>..</w:t>
+      </w:r>
+      <w:r>
+        <w:t xml:space="preserve"> are resolved first, so they cannot reach other folders.</w:t>
+      </w:r>
+    </w:p>
+    <w:p>
+      <w:pPr>
+        <w:pStyle w:val="Heading2"/>
+      </w:pPr>
+      <w:r>
+        <w:t>Chat with the agents</w:t>
+      </w:r>
+    </w:p>
+    <w:p>
+      <w:pPr>
+        <w:pStyle w:val="Heading3"/>
+      </w:pPr>
+      <w:r>
+        <w:t>n8n</w:t>
+      </w:r>
+    </w:p>
+    <w:p>
+      <w:pPr>
+        <w:pStyle w:val="ListNumber"/>
+      </w:pPr>
+      <w:r>
+        <w:t xml:space="preserve">Sign in to n8n and open the workflow </w:t>
+      </w:r>
+      <w:r>
+        <w:rPr>
+          <w:b/>
+        </w:rPr>
+        <w:t>Threat Emulation Agent (Direct)</w:t>
+      </w:r>
+    </w:p>
+    <w:p>
+      <w:pPr>
+        <w:pStyle w:val="ListNumber"/>
+      </w:pPr>
+      <w:r>
+        <w:t xml:space="preserve">Click </w:t>
+      </w:r>
+      <w:r>
+        <w:rPr>
+          <w:b/>
+        </w:rPr>
+        <w:t>Open chat</w:t>
+      </w:r>
+      <w:r>
+        <w:t xml:space="preserve"> and send one of the prompts below</w:t>
+      </w:r>
+    </w:p>
+    <w:p>
+      <w:pPr>
+        <w:pStyle w:val="ListNumber"/>
+      </w:pPr>
+      <w:r>
+        <w:t xml:space="preserve">Open the </w:t>
+      </w:r>
+      <w:r>
+        <w:rPr>
+          <w:b/>
+        </w:rPr>
+        <w:t>Executions</w:t>
+      </w:r>
+      <w:r>
+        <w:t xml:space="preserve"> tab and the latest run. The MCP Client Tool </w:t>
+      </w:r>
+      <w:r>
+        <w:rPr>
+          <w:b/>
+        </w:rPr>
+        <w:t>Threat Emulation MCP</w:t>
+      </w:r>
+      <w:r>
+        <w:t xml:space="preserve"> shows the tools the agent called, for example </w:t>
+      </w:r>
+      <w:r>
+        <w:rPr>
+          <w:rFonts w:ascii="Courier New" w:hAnsi="Courier New"/>
+        </w:rPr>
+        <w:t>Threat_Emulation_MCP_upload_file</w:t>
+      </w:r>
+    </w:p>
+    <w:p>
+      <w:pPr>
+        <w:pStyle w:val="ListNumber"/>
+      </w:pPr>
+      <w:r>
+        <w:t xml:space="preserve">Repeat with </w:t>
+      </w:r>
+      <w:r>
+        <w:rPr>
+          <w:b/>
+        </w:rPr>
+        <w:t>Threat Emulation Agent (MCP Gateway)</w:t>
+      </w:r>
+      <w:r>
+        <w:t xml:space="preserve">. Its MCP Client Tool </w:t>
+      </w:r>
+      <w:r>
+        <w:rPr>
+          <w:b/>
+        </w:rPr>
+        <w:t>MCP Gateway</w:t>
+      </w:r>
+      <w:r>
+        <w:t xml:space="preserve"> selects the same five tools under </w:t>
+      </w:r>
+      <w:r>
+        <w:rPr>
+          <w:b/>
+        </w:rPr>
+        <w:t>Tools to Include</w:t>
+      </w:r>
+      <w:r>
+        <w:t xml:space="preserve"> and uses the credential </w:t>
+      </w:r>
+      <w:r>
+        <w:rPr>
+          <w:b/>
+        </w:rPr>
+        <w:t>MCP Gateway Bearer</w:t>
+      </w:r>
+      <w:r>
+        <w:t xml:space="preserve">. The tool calls appear as </w:t>
+      </w:r>
+      <w:r>
+        <w:rPr>
+          <w:rFonts w:ascii="Courier New" w:hAnsi="Courier New"/>
+        </w:rPr>
+        <w:t>MCP_Gateway_upload_file</w:t>
+      </w:r>
+    </w:p>
+    <w:p>
+      <w:r>
+        <w:t xml:space="preserve">The chat trigger also has a public </w:t>
+      </w:r>
+      <w:r>
+        <w:rPr>
+          <w:b/>
+        </w:rPr>
+        <w:t>Chat URL</w:t>
+      </w:r>
+      <w:r>
+        <w:t xml:space="preserve"> (it ends in </w:t>
+      </w:r>
+      <w:r>
+        <w:rPr>
+          <w:rFonts w:ascii="Courier New" w:hAnsi="Courier New"/>
+        </w:rPr>
+        <w:t>/webhook/&lt;id&gt;/chat</w:t>
+      </w:r>
+      <w:r>
+        <w:t xml:space="preserve">). That page asks for HTTP Basic authentication: the lab admin email and password (credential </w:t>
+      </w:r>
+      <w:r>
+        <w:rPr>
+          <w:b/>
+        </w:rPr>
+        <w:t>Lab Agents Chat</w:t>
+      </w:r>
+      <w:r>
+        <w:t>).</w:t>
+      </w:r>
+    </w:p>
+    <w:p>
+      <w:pPr>
+        <w:pStyle w:val="Heading3"/>
+      </w:pPr>
+      <w:r>
+        <w:t>Flowise</w:t>
+      </w:r>
+    </w:p>
+    <w:p>
+      <w:pPr>
+        <w:pStyle w:val="ListNumber"/>
+      </w:pPr>
+      <w:r>
+        <w:t xml:space="preserve">Sign in to Flowise, open </w:t>
+      </w:r>
+      <w:r>
+        <w:rPr>
+          <w:b/>
+        </w:rPr>
+        <w:t>Chatflows</w:t>
+      </w:r>
+      <w:r>
+        <w:t xml:space="preserve">, and open </w:t>
+      </w:r>
+      <w:r>
+        <w:rPr>
+          <w:b/>
+        </w:rPr>
+        <w:t>Threat Emulation Agent (Direct)</w:t>
+      </w:r>
+      <w:r>
+        <w:t xml:space="preserve"> or </w:t>
+      </w:r>
+      <w:r>
+        <w:rPr>
+          <w:b/>
+        </w:rPr>
+        <w:t>Threat Emulation Agent (MCP Gateway)</w:t>
+      </w:r>
+    </w:p>
+    <w:p>
+      <w:pPr>
+        <w:pStyle w:val="ListNumber"/>
+      </w:pPr>
+      <w:r>
+        <w:t>Click the chat icon at the top right of the canvas and send a prompt</w:t>
+      </w:r>
+    </w:p>
+    <w:p>
+      <w:pPr>
+        <w:pStyle w:val="ListNumber"/>
+      </w:pPr>
+      <w:r>
+        <w:t xml:space="preserve">The </w:t>
+      </w:r>
+      <w:r>
+        <w:rPr>
+          <w:b/>
+        </w:rPr>
+        <w:t>Custom MCP</w:t>
+      </w:r>
+      <w:r>
+        <w:t xml:space="preserve"> node shows the endpoint under </w:t>
+      </w:r>
+      <w:r>
+        <w:rPr>
+          <w:b/>
+        </w:rPr>
+        <w:t>MCP Server Config</w:t>
+      </w:r>
+      <w:r>
+        <w:t xml:space="preserve"> and the five selected tools under </w:t>
+      </w:r>
+      <w:r>
+        <w:rPr>
+          <w:b/>
+        </w:rPr>
+        <w:t>Available Actions</w:t>
+      </w:r>
+      <w:r>
+        <w:t xml:space="preserve">. The gateway agent sends </w:t>
+      </w:r>
+      <w:r>
+        <w:rPr>
+          <w:rFonts w:ascii="Courier New" w:hAnsi="Courier New"/>
+        </w:rPr>
+        <w:t>Authorization: Bearer {{$vars.MCP_GATEWAY_TOKEN}}</w:t>
+      </w:r>
+      <w:r>
+        <w:t xml:space="preserve">, the Flowise variable that </w:t>
+      </w:r>
+      <w:r>
+        <w:rPr>
+          <w:rFonts w:ascii="Courier New" w:hAnsi="Courier New"/>
+        </w:rPr>
+        <w:t>builders-import</w:t>
+      </w:r>
+      <w:r>
+        <w:t xml:space="preserve"> keeps in sync with </w:t>
+      </w:r>
+      <w:r>
+        <w:rPr>
+          <w:rFonts w:ascii="Courier New" w:hAnsi="Courier New"/>
+        </w:rPr>
+        <w:t>.env</w:t>
+      </w:r>
+    </w:p>
+    <w:p>
+      <w:pPr>
+        <w:pStyle w:val="Heading3"/>
+      </w:pPr>
+      <w:r>
+        <w:t>Langflow (Complete lab)</w:t>
+      </w:r>
+    </w:p>
+    <w:p>
+      <w:r>
+        <w:t>Langflow runs in the Complete lab (</w:t>
+      </w:r>
+      <w:r>
+        <w:rPr>
+          <w:rFonts w:ascii="Courier New" w:hAnsi="Courier New"/>
+        </w:rPr>
+        <w:t>COMPOSE_PROFILES=complete</w:t>
+      </w:r>
+      <w:r>
+        <w:t xml:space="preserve">), or on its own with the </w:t>
+      </w:r>
+      <w:r>
+        <w:rPr>
+          <w:rFonts w:ascii="Courier New" w:hAnsi="Courier New"/>
+        </w:rPr>
+        <w:t>langflow</w:t>
+      </w:r>
+      <w:r>
+        <w:t xml:space="preserve"> profile.</w:t>
+      </w:r>
+    </w:p>
+    <w:p>
+      <w:pPr>
+        <w:pStyle w:val="ListNumber"/>
+      </w:pPr>
+      <w:r>
+        <w:t xml:space="preserve">Sign in to Langflow and open the flow </w:t>
+      </w:r>
+      <w:r>
+        <w:rPr>
+          <w:b/>
+        </w:rPr>
+        <w:t>Threat Emulation Agent (Direct)</w:t>
+      </w:r>
+      <w:r>
+        <w:t xml:space="preserve"> or </w:t>
+      </w:r>
+      <w:r>
+        <w:rPr>
+          <w:b/>
+        </w:rPr>
+        <w:t>Threat Emulation Agent (MCP Gateway)</w:t>
+      </w:r>
+    </w:p>
+    <w:p>
+      <w:pPr>
+        <w:pStyle w:val="ListNumber"/>
+      </w:pPr>
+      <w:r>
+        <w:t xml:space="preserve">Click </w:t>
+      </w:r>
+      <w:r>
+        <w:rPr>
+          <w:b/>
+        </w:rPr>
+        <w:t>Playground</w:t>
+      </w:r>
+      <w:r>
+        <w:t xml:space="preserve"> (Langflow's chat panel) and send a prompt</w:t>
+      </w:r>
+    </w:p>
+    <w:p>
+      <w:pPr>
+        <w:pStyle w:val="ListNumber"/>
+      </w:pPr>
+      <w:r>
+        <w:t xml:space="preserve">In the gateway flow, the </w:t>
+      </w:r>
+      <w:r>
+        <w:rPr>
+          <w:b/>
+        </w:rPr>
+        <w:t>MCP Tools</w:t>
+      </w:r>
+      <w:r>
+        <w:t xml:space="preserve"> node lists all 190 gateway tools under </w:t>
+      </w:r>
+      <w:r>
+        <w:rPr>
+          <w:b/>
+        </w:rPr>
+        <w:t>Actions</w:t>
+      </w:r>
+      <w:r>
+        <w:t>, with only this server's five switched on</w:t>
+      </w:r>
+    </w:p>
+    <w:p>
+      <w:pPr>
+        <w:pStyle w:val="Heading2"/>
+      </w:pPr>
+      <w:r>
+        <w:t>Try these</w:t>
       </w:r>
     </w:p>
     <w:p>
@@ -57,7 +1086,10 @@
         <w:pStyle w:val="ListBullet"/>
       </w:pPr>
       <w:r>
-        <w:t xml:space="preserve">  **Postgres**: For chat memory.</w:t>
+        <w:rPr>
+          <w:i/>
+        </w:rPr>
+        <w:t>How much Threat Emulation quota is left?</w:t>
       </w:r>
     </w:p>
     <w:p>
@@ -65,7 +1097,10 @@
         <w:pStyle w:val="ListBullet"/>
       </w:pPr>
       <w:r>
-        <w:t xml:space="preserve">  **OpenAI / Azure OpenAI / Ollama**: For the LLM.</w:t>
+        <w:rPr>
+          <w:i/>
+        </w:rPr>
+        <w:t>Check this SHA-256 hash for a verdict: &lt;hash&gt;</w:t>
       </w:r>
     </w:p>
     <w:p>
@@ -73,7 +1108,10 @@
         <w:pStyle w:val="ListBullet"/>
       </w:pPr>
       <w:r>
-        <w:t xml:space="preserve">  **MCP Client**: HTTP connection to the Threat Emulation MCP server.</w:t>
+        <w:rPr>
+          <w:i/>
+        </w:rPr>
+        <w:t>Run a full scan of the file &lt;file name&gt; in the shared folder</w:t>
       </w:r>
     </w:p>
     <w:p>
@@ -81,86 +1119,63 @@
         <w:pStyle w:val="Heading2"/>
       </w:pPr>
       <w:r>
-        <w:t>Step-by-Step Guide</w:t>
+        <w:t>Expected result</w:t>
       </w:r>
     </w:p>
     <w:p>
-      <w:pPr>
-        <w:pStyle w:val="Heading3"/>
-      </w:pPr>
-      <w:r>
-        <w:t>1. Open the Workflow</w:t>
+      <w:r>
+        <w:t xml:space="preserve">For a hash, the agent calls </w:t>
+      </w:r>
+      <w:r>
+        <w:rPr>
+          <w:rFonts w:ascii="Courier New" w:hAnsi="Courier New"/>
+        </w:rPr>
+        <w:t>query_file</w:t>
+      </w:r>
+      <w:r>
+        <w:t xml:space="preserve"> and reports the verdict (for example benign or malicious) with</w:t>
       </w:r>
     </w:p>
     <w:p>
-      <w:pPr>
-        <w:pStyle w:val="ListNumber"/>
-      </w:pPr>
-      <w:r>
-        <w:t xml:space="preserve"> Log in to n8n.</w:t>
+      <w:r>
+        <w:t xml:space="preserve">the details the service returns. For a file, </w:t>
+      </w:r>
+      <w:r>
+        <w:rPr>
+          <w:rFonts w:ascii="Courier New" w:hAnsi="Courier New"/>
+        </w:rPr>
+        <w:t>scan_file</w:t>
+      </w:r>
+      <w:r>
+        <w:t xml:space="preserve"> uploads it if needed and waits up to 30 seconds</w:t>
       </w:r>
     </w:p>
     <w:p>
-      <w:pPr>
-        <w:pStyle w:val="ListNumber"/>
-      </w:pPr>
-      <w:r>
-        <w:t xml:space="preserve"> Locate and click on the **threat-emulation-mcp-agent** workflow.</w:t>
+      <w:r>
+        <w:t>for the result. If the emulation takes longer, the tool reports that it is still processing: ask again</w:t>
       </w:r>
     </w:p>
     <w:p>
-      <w:pPr>
-        <w:pStyle w:val="Heading3"/>
-      </w:pPr>
-      <w:r>
-        <w:t>2. Using the Chat Interface</w:t>
-      </w:r>
-    </w:p>
-    <w:p>
-      <w:pPr>
-        <w:pStyle w:val="ListNumber"/>
-      </w:pPr>
-      <w:r>
-        <w:t xml:space="preserve"> Click the **Test Workflow** button.</w:t>
-      </w:r>
-    </w:p>
-    <w:p>
-      <w:pPr>
-        <w:pStyle w:val="ListNumber"/>
-      </w:pPr>
-      <w:r>
-        <w:t xml:space="preserve"> Click the **Chat** button.</w:t>
-      </w:r>
-    </w:p>
-    <w:p>
-      <w:pPr>
-        <w:pStyle w:val="ListNumber"/>
-      </w:pPr>
-      <w:r>
-        <w:t xml:space="preserve"> Enter a query, for example:</w:t>
-      </w:r>
-    </w:p>
-    <w:p>
-      <w:r>
-        <w:t xml:space="preserve">    &gt; "Is this sha-256 hash malicious? 059840cd8398c039fec8cb538d76dada72c76f5392f64f7df962db3fdcb53514"</w:t>
-      </w:r>
-    </w:p>
-    <w:p>
-      <w:r>
-        <w:t xml:space="preserve">    &gt; "Check if this file is malicious: /data/shared/npp.8.8.7.Installer.x64.exe"</w:t>
-      </w:r>
-    </w:p>
-    <w:p>
-      <w:pPr>
-        <w:pStyle w:val="Heading3"/>
-      </w:pPr>
-      <w:r>
-        <w:t>3. Review Results</w:t>
-      </w:r>
-    </w:p>
-    <w:p>
-      <w:r>
-        <w:t>The AI agent will submit the hash or file path to the Threat Emulation service via MCP and return the analysis verdict.</w:t>
+      <w:r>
+        <w:t xml:space="preserve">later. </w:t>
+      </w:r>
+      <w:r>
+        <w:rPr>
+          <w:rFonts w:ascii="Courier New" w:hAnsi="Courier New"/>
+        </w:rPr>
+        <w:t>get_quota</w:t>
+      </w:r>
+      <w:r>
+        <w:t xml:space="preserve"> shows the remaining quota. Without </w:t>
+      </w:r>
+      <w:r>
+        <w:rPr>
+          <w:rFonts w:ascii="Courier New" w:hAnsi="Courier New"/>
+        </w:rPr>
+        <w:t>TE_API_KEY</w:t>
+      </w:r>
+      <w:r>
+        <w:t>, every tool call fails.</w:t>
       </w:r>
     </w:p>
     <w:p>
@@ -168,151 +1183,421 @@
         <w:pStyle w:val="Heading2"/>
       </w:pPr>
       <w:r>
-        <w:t>Workflow Deep Dive</w:t>
+        <w:t>How the agents are built</w:t>
       </w:r>
     </w:p>
     <w:p>
-      <w:pPr>
-        <w:pStyle w:val="Heading3"/>
-      </w:pPr>
-      <w:r>
-        <w:t>1. Input Trigger: Chat Interface</w:t>
+      <w:r>
+        <w:t>| n8n node | Type | What it does |</w:t>
       </w:r>
     </w:p>
     <w:p>
-      <w:pPr>
-        <w:pStyle w:val="ListBullet"/>
-      </w:pPr>
-      <w:r>
-        <w:t xml:space="preserve">  **Node Name**: `When chat message received`</w:t>
+      <w:r>
+        <w:t xml:space="preserve">| </w:t>
+      </w:r>
+      <w:r>
+        <w:rPr>
+          <w:rFonts w:ascii="Courier New" w:hAnsi="Courier New"/>
+        </w:rPr>
+        <w:t>When chat message received</w:t>
+      </w:r>
+      <w:r>
+        <w:t xml:space="preserve"> | Chat Trigger | Starts one run per message. Shows the greeting and starter prompts. Public chat behind HTTP Basic authentication (credential </w:t>
+      </w:r>
+      <w:r>
+        <w:rPr>
+          <w:b/>
+        </w:rPr>
+        <w:t>Lab Agents Chat</w:t>
+      </w:r>
+      <w:r>
+        <w:t>) |</w:t>
       </w:r>
     </w:p>
     <w:p>
-      <w:pPr>
-        <w:pStyle w:val="ListBullet"/>
-      </w:pPr>
-      <w:r>
-        <w:t xml:space="preserve">  **Purpose**: Captures the user's request and supports file uploads (if configured).</w:t>
+      <w:r>
+        <w:t xml:space="preserve">| </w:t>
+      </w:r>
+      <w:r>
+        <w:rPr>
+          <w:rFonts w:ascii="Courier New" w:hAnsi="Courier New"/>
+        </w:rPr>
+        <w:t>Normalize input</w:t>
+      </w:r>
+      <w:r>
+        <w:t xml:space="preserve"> | Edit Fields | Takes </w:t>
+      </w:r>
+      <w:r>
+        <w:rPr>
+          <w:rFonts w:ascii="Courier New" w:hAnsi="Courier New"/>
+        </w:rPr>
+        <w:t>chatInput</w:t>
+      </w:r>
+      <w:r>
+        <w:t xml:space="preserve"> and </w:t>
+      </w:r>
+      <w:r>
+        <w:rPr>
+          <w:rFonts w:ascii="Courier New" w:hAnsi="Courier New"/>
+        </w:rPr>
+        <w:t>sessionId</w:t>
+      </w:r>
+      <w:r>
+        <w:t xml:space="preserve"> from the chat, or from the body of a webhook call |</w:t>
       </w:r>
     </w:p>
     <w:p>
-      <w:pPr>
-        <w:pStyle w:val="Heading3"/>
-      </w:pPr>
-      <w:r>
-        <w:t>2. The Brain: AI Agent</w:t>
+      <w:r>
+        <w:t xml:space="preserve">| </w:t>
+      </w:r>
+      <w:r>
+        <w:rPr>
+          <w:rFonts w:ascii="Courier New" w:hAnsi="Courier New"/>
+        </w:rPr>
+        <w:t>Threat Emulation Agent</w:t>
+      </w:r>
+      <w:r>
+        <w:t xml:space="preserve"> | AI Agent | Holds the system prompt and decides which tools to call. On an error it continues to </w:t>
+      </w:r>
+      <w:r>
+        <w:rPr>
+          <w:rFonts w:ascii="Courier New" w:hAnsi="Courier New"/>
+        </w:rPr>
+        <w:t>Friendly error</w:t>
+      </w:r>
+      <w:r>
+        <w:t xml:space="preserve"> |</w:t>
       </w:r>
     </w:p>
     <w:p>
-      <w:pPr>
-        <w:pStyle w:val="ListBullet"/>
-      </w:pPr>
-      <w:r>
-        <w:t xml:space="preserve">  **Node Name**: `Threat Emulation AI Agent`</w:t>
+      <w:r>
+        <w:t xml:space="preserve">| </w:t>
+      </w:r>
+      <w:r>
+        <w:rPr>
+          <w:rFonts w:ascii="Courier New" w:hAnsi="Courier New"/>
+        </w:rPr>
+        <w:t>OpenAI Chat Model</w:t>
+      </w:r>
+      <w:r>
+        <w:t xml:space="preserve"> | OpenAI Chat Model | Model </w:t>
+      </w:r>
+      <w:r>
+        <w:rPr>
+          <w:rFonts w:ascii="Courier New" w:hAnsi="Courier New"/>
+        </w:rPr>
+        <w:t>lab-chat</w:t>
+      </w:r>
+      <w:r>
+        <w:t xml:space="preserve"> with the credential </w:t>
+      </w:r>
+      <w:r>
+        <w:rPr>
+          <w:b/>
+        </w:rPr>
+        <w:t>Lab Model (LiteLLM)</w:t>
+      </w:r>
+      <w:r>
+        <w:t xml:space="preserve"> (</w:t>
+      </w:r>
+      <w:r>
+        <w:rPr>
+          <w:rFonts w:ascii="Courier New" w:hAnsi="Courier New"/>
+        </w:rPr>
+        <w:t>http://litellm:4000/v1</w:t>
+      </w:r>
+      <w:r>
+        <w:t>) |</w:t>
       </w:r>
     </w:p>
     <w:p>
-      <w:pPr>
-        <w:pStyle w:val="ListBullet"/>
-      </w:pPr>
-      <w:r>
-        <w:t xml:space="preserve">  **Type**: `@n8n/n8n-nodes-langchain.agent`</w:t>
+      <w:r>
+        <w:t xml:space="preserve">| </w:t>
+      </w:r>
+      <w:r>
+        <w:rPr>
+          <w:rFonts w:ascii="Courier New" w:hAnsi="Courier New"/>
+        </w:rPr>
+        <w:t>Conversation Memory</w:t>
+      </w:r>
+      <w:r>
+        <w:t xml:space="preserve"> | Simple Memory | Keeps the recent turns of the chat session |</w:t>
       </w:r>
     </w:p>
     <w:p>
-      <w:pPr>
-        <w:pStyle w:val="ListBullet"/>
-      </w:pPr>
-      <w:r>
-        <w:t xml:space="preserve">  **Purpose**: Parses the request to identify if it's a file path or a hash and calls the appropriate tool.</w:t>
+      <w:r>
+        <w:t xml:space="preserve">| </w:t>
+      </w:r>
+      <w:r>
+        <w:rPr>
+          <w:rFonts w:ascii="Courier New" w:hAnsi="Courier New"/>
+        </w:rPr>
+        <w:t>Threat Emulation MCP</w:t>
+      </w:r>
+      <w:r>
+        <w:t xml:space="preserve"> or </w:t>
+      </w:r>
+      <w:r>
+        <w:rPr>
+          <w:rFonts w:ascii="Courier New" w:hAnsi="Courier New"/>
+        </w:rPr>
+        <w:t>MCP Gateway</w:t>
+      </w:r>
+      <w:r>
+        <w:t xml:space="preserve"> | MCP Client Tool | The five tools: direct to </w:t>
+      </w:r>
+      <w:r>
+        <w:rPr>
+          <w:rFonts w:ascii="Courier New" w:hAnsi="Courier New"/>
+        </w:rPr>
+        <w:t>http://threat-emulation-mcp:3004</w:t>
+      </w:r>
+      <w:r>
+        <w:t>, or through the gateway |</w:t>
       </w:r>
     </w:p>
     <w:p>
-      <w:pPr>
-        <w:pStyle w:val="ListBullet"/>
-      </w:pPr>
-      <w:r>
-        <w:t xml:space="preserve">  **Configuration**:</w:t>
+      <w:r>
+        <w:t xml:space="preserve">| </w:t>
+      </w:r>
+      <w:r>
+        <w:rPr>
+          <w:rFonts w:ascii="Courier New" w:hAnsi="Courier New"/>
+        </w:rPr>
+        <w:t>Friendly error</w:t>
+      </w:r>
+      <w:r>
+        <w:t xml:space="preserve"> | Code | Turns a failure into a plain explanation with the command that fixes it |</w:t>
       </w:r>
     </w:p>
     <w:p>
-      <w:pPr>
-        <w:pStyle w:val="ListBullet"/>
-      </w:pPr>
-      <w:r>
-        <w:t xml:space="preserve">  **System Message**: Instructs the AI to list tools and then execute the emulation tool.</w:t>
+      <w:r>
+        <w:t xml:space="preserve">In Flowise, a </w:t>
+      </w:r>
+      <w:r>
+        <w:rPr>
+          <w:b/>
+        </w:rPr>
+        <w:t>Tool Agent</w:t>
+      </w:r>
+      <w:r>
+        <w:t xml:space="preserve"> uses the </w:t>
+      </w:r>
+      <w:r>
+        <w:rPr>
+          <w:b/>
+        </w:rPr>
+        <w:t>OpenAI</w:t>
+      </w:r>
+      <w:r>
+        <w:t xml:space="preserve"> chat model node (</w:t>
+      </w:r>
+      <w:r>
+        <w:rPr>
+          <w:rFonts w:ascii="Courier New" w:hAnsi="Courier New"/>
+        </w:rPr>
+        <w:t>lab-chat</w:t>
+      </w:r>
+      <w:r>
+        <w:t xml:space="preserve">, credential </w:t>
+      </w:r>
+      <w:r>
+        <w:rPr>
+          <w:b/>
+        </w:rPr>
+        <w:t>Lab Model (LiteLLM)</w:t>
+      </w:r>
+      <w:r>
+        <w:t xml:space="preserve">, Base Path </w:t>
+      </w:r>
+      <w:r>
+        <w:rPr>
+          <w:rFonts w:ascii="Courier New" w:hAnsi="Courier New"/>
+        </w:rPr>
+        <w:t>http://litellm:4000/v1</w:t>
+      </w:r>
+      <w:r>
+        <w:t xml:space="preserve">), </w:t>
+      </w:r>
+      <w:r>
+        <w:rPr>
+          <w:b/>
+        </w:rPr>
+        <w:t>Buffer Memory</w:t>
+      </w:r>
+      <w:r>
+        <w:t xml:space="preserve">, and one </w:t>
+      </w:r>
+      <w:r>
+        <w:rPr>
+          <w:b/>
+        </w:rPr>
+        <w:t>Custom MCP</w:t>
+      </w:r>
+      <w:r>
+        <w:t xml:space="preserve"> node. In Langflow, </w:t>
+      </w:r>
+      <w:r>
+        <w:rPr>
+          <w:b/>
+        </w:rPr>
+        <w:t>Chat Input</w:t>
+      </w:r>
+      <w:r>
+        <w:t xml:space="preserve"> feeds an </w:t>
+      </w:r>
+      <w:r>
+        <w:rPr>
+          <w:b/>
+        </w:rPr>
+        <w:t>Agent</w:t>
+      </w:r>
+      <w:r>
+        <w:t xml:space="preserve"> with the </w:t>
+      </w:r>
+      <w:r>
+        <w:rPr>
+          <w:b/>
+        </w:rPr>
+        <w:t>OpenAI</w:t>
+      </w:r>
+      <w:r>
+        <w:t xml:space="preserve"> component (</w:t>
+      </w:r>
+      <w:r>
+        <w:rPr>
+          <w:rFonts w:ascii="Courier New" w:hAnsi="Courier New"/>
+        </w:rPr>
+        <w:t>lab-chat</w:t>
+      </w:r>
+      <w:r>
+        <w:t xml:space="preserve">, OpenAI API Base </w:t>
+      </w:r>
+      <w:r>
+        <w:rPr>
+          <w:rFonts w:ascii="Courier New" w:hAnsi="Courier New"/>
+        </w:rPr>
+        <w:t>http://litellm:4000/v1</w:t>
+      </w:r>
+      <w:r>
+        <w:t xml:space="preserve">, API key from the global variable </w:t>
+      </w:r>
+      <w:r>
+        <w:rPr>
+          <w:rFonts w:ascii="Courier New" w:hAnsi="Courier New"/>
+        </w:rPr>
+        <w:t>LITELLM_MASTER_KEY</w:t>
+      </w:r>
+      <w:r>
+        <w:t xml:space="preserve">) and one </w:t>
+      </w:r>
+      <w:r>
+        <w:rPr>
+          <w:b/>
+        </w:rPr>
+        <w:t>MCP Tools</w:t>
+      </w:r>
+      <w:r>
+        <w:t xml:space="preserve"> node, and the answer goes to </w:t>
+      </w:r>
+      <w:r>
+        <w:rPr>
+          <w:b/>
+        </w:rPr>
+        <w:t>Chat Output</w:t>
+      </w:r>
+      <w:r>
+        <w:t xml:space="preserve">. For a node-by-node walkthrough, see the </w:t>
+      </w:r>
+      <w:r>
+        <w:t>Threat Prevention deep dive</w:t>
+      </w:r>
+      <w:r>
+        <w:t xml:space="preserve"> (CheckPoint_Threat_Prevention_Guide.md)</w:t>
+      </w:r>
+      <w:r>
+        <w:t>.</w:t>
       </w:r>
     </w:p>
     <w:p>
-      <w:pPr>
-        <w:pStyle w:val="Heading3"/>
-      </w:pPr>
-      <w:r>
-        <w:t>3. Memory Management</w:t>
+      <w:r>
+        <w:rPr>
+          <w:b/>
+        </w:rPr>
+        <w:t>Updates.</w:t>
+      </w:r>
+      <w:r>
+        <w:t xml:space="preserve"> </w:t>
+      </w:r>
+      <w:r>
+        <w:rPr>
+          <w:rFonts w:ascii="Courier New" w:hAnsi="Courier New"/>
+        </w:rPr>
+        <w:t>n8n-import</w:t>
+      </w:r>
+      <w:r>
+        <w:t xml:space="preserve"> and </w:t>
+      </w:r>
+      <w:r>
+        <w:rPr>
+          <w:rFonts w:ascii="Courier New" w:hAnsi="Courier New"/>
+        </w:rPr>
+        <w:t>builders-import</w:t>
+      </w:r>
+      <w:r>
+        <w:t xml:space="preserve"> re-import these agents on every deploy and keep an agent you changed. To keep your own variant, duplicate it first. </w:t>
+      </w:r>
+      <w:r>
+        <w:rPr>
+          <w:rFonts w:ascii="Courier New" w:hAnsi="Courier New"/>
+        </w:rPr>
+        <w:t>N8N_SEED_OVERWRITE=1</w:t>
+      </w:r>
+      <w:r>
+        <w:t xml:space="preserve"> (n8n) or </w:t>
+      </w:r>
+      <w:r>
+        <w:rPr>
+          <w:rFonts w:ascii="Courier New" w:hAnsi="Courier New"/>
+        </w:rPr>
+        <w:t>SEED_OVERWRITE=1</w:t>
+      </w:r>
+      <w:r>
+        <w:t xml:space="preserve"> (Flowise and Langflow) replaces a changed agent with the repository version; set it back to </w:t>
+      </w:r>
+      <w:r>
+        <w:rPr>
+          <w:rFonts w:ascii="Courier New" w:hAnsi="Courier New"/>
+        </w:rPr>
+        <w:t>0</w:t>
+      </w:r>
+      <w:r>
+        <w:t xml:space="preserve"> after that run.</w:t>
       </w:r>
     </w:p>
     <w:p>
-      <w:pPr>
-        <w:pStyle w:val="ListBullet"/>
-      </w:pPr>
-      <w:r>
-        <w:t xml:space="preserve">  **Node Name**: `Postgres Chat Memory`</w:t>
+      <w:r>
+        <w:rPr>
+          <w:b/>
+        </w:rPr>
+        <w:t>Data handling.</w:t>
+      </w:r>
+      <w:r>
+        <w:t xml:space="preserve"> Files you scan go to the Threat Emulation cloud service, and every tool result goes to the model provider</w:t>
       </w:r>
     </w:p>
     <w:p>
-      <w:pPr>
-        <w:pStyle w:val="ListBullet"/>
-      </w:pPr>
-      <w:r>
-        <w:t xml:space="preserve">  **Purpose**: Maintains conversation context.</w:t>
-      </w:r>
-    </w:p>
-    <w:p>
-      <w:pPr>
-        <w:pStyle w:val="Heading3"/>
-      </w:pPr>
-      <w:r>
-        <w:t>4. The Tools: MCP Client</w:t>
-      </w:r>
-    </w:p>
-    <w:p>
-      <w:pPr>
-        <w:pStyle w:val="ListBullet"/>
-      </w:pPr>
-      <w:r>
-        <w:t xml:space="preserve">  **Nodes**: `List-CP-MCP-Tools` and `CP-MCP-Client` (Execute)</w:t>
-      </w:r>
-    </w:p>
-    <w:p>
-      <w:pPr>
-        <w:pStyle w:val="ListBullet"/>
-      </w:pPr>
-      <w:r>
-        <w:t xml:space="preserve">  **Purpose**: Interfaces with the Threat Emulation MCP server.</w:t>
-      </w:r>
-    </w:p>
-    <w:p>
-      <w:pPr>
-        <w:pStyle w:val="ListBullet"/>
-      </w:pPr>
-      <w:r>
-        <w:t xml:space="preserve">  **Functionality**:</w:t>
-      </w:r>
-    </w:p>
-    <w:p>
-      <w:pPr>
-        <w:pStyle w:val="ListBullet"/>
-      </w:pPr>
-      <w:r>
-        <w:t xml:space="preserve">  **List**: Shows available emulation tools (e.g., query-hash, upload-file).</w:t>
-      </w:r>
-    </w:p>
-    <w:p>
-      <w:pPr>
-        <w:pStyle w:val="ListBullet"/>
-      </w:pPr>
-      <w:r>
-        <w:t xml:space="preserve">  **Execute**: Performs the emulation or query.</w:t>
+      <w:r>
+        <w:t xml:space="preserve">behind </w:t>
+      </w:r>
+      <w:r>
+        <w:rPr>
+          <w:rFonts w:ascii="Courier New" w:hAnsi="Courier New"/>
+        </w:rPr>
+        <w:t>lab-chat</w:t>
+      </w:r>
+      <w:r>
+        <w:t>. Use test files and lab data only.</w:t>
       </w:r>
     </w:p>
     <w:p>
@@ -320,23 +1605,235 @@
         <w:pStyle w:val="Heading2"/>
       </w:pPr>
       <w:r>
-        <w:t>Best Practices</w:t>
+        <w:t>Troubleshooting</w:t>
       </w:r>
     </w:p>
     <w:p>
-      <w:pPr>
-        <w:pStyle w:val="ListBullet"/>
-      </w:pPr>
-      <w:r>
-        <w:t xml:space="preserve">  **File Paths**: When checking files, ensure the path provided is accessible to the MCP server (e.g., in a shared volume).</w:t>
+      <w:r>
+        <w:t>| Symptom | Cause | Fix |</w:t>
       </w:r>
     </w:p>
     <w:p>
-      <w:pPr>
-        <w:pStyle w:val="ListBullet"/>
-      </w:pPr>
-      <w:r>
-        <w:t xml:space="preserve">  **Hashes**: SHA-256 is the standard hash format for these queries.</w:t>
+      <w:r>
+        <w:t xml:space="preserve">| </w:t>
+      </w:r>
+      <w:r>
+        <w:rPr>
+          <w:rFonts w:ascii="Courier New" w:hAnsi="Courier New"/>
+        </w:rPr>
+        <w:t>Access denied: &lt;path&gt; is not a file under the allowed directories (/data/shared)</w:t>
+      </w:r>
+      <w:r>
+        <w:t xml:space="preserve"> | The file is outside </w:t>
+      </w:r>
+      <w:r>
+        <w:rPr>
+          <w:rFonts w:ascii="Courier New" w:hAnsi="Courier New"/>
+        </w:rPr>
+        <w:t>n8n/shared</w:t>
+      </w:r>
+      <w:r>
+        <w:t xml:space="preserve">, or is not a regular file | Copy the file into </w:t>
+      </w:r>
+      <w:r>
+        <w:rPr>
+          <w:rFonts w:ascii="Courier New" w:hAnsi="Courier New"/>
+        </w:rPr>
+        <w:t>n8n/shared</w:t>
+      </w:r>
+      <w:r>
+        <w:t xml:space="preserve"> and use its name |</w:t>
+      </w:r>
+    </w:p>
+    <w:p>
+      <w:r>
+        <w:t xml:space="preserve">| Every tool call fails | </w:t>
+      </w:r>
+      <w:r>
+        <w:rPr>
+          <w:rFonts w:ascii="Courier New" w:hAnsi="Courier New"/>
+        </w:rPr>
+        <w:t>TE_API_KEY</w:t>
+      </w:r>
+      <w:r>
+        <w:t xml:space="preserve"> is blank or wrong | Set </w:t>
+      </w:r>
+      <w:r>
+        <w:rPr>
+          <w:rFonts w:ascii="Courier New" w:hAnsi="Courier New"/>
+        </w:rPr>
+        <w:t>TE_API_KEY</w:t>
+      </w:r>
+      <w:r>
+        <w:t xml:space="preserve">, then </w:t>
+      </w:r>
+      <w:r>
+        <w:rPr>
+          <w:rFonts w:ascii="Courier New" w:hAnsi="Courier New"/>
+        </w:rPr>
+        <w:t>docker compose up -d threat-emulation-mcp</w:t>
+      </w:r>
+      <w:r>
+        <w:t xml:space="preserve"> |</w:t>
+      </w:r>
+    </w:p>
+    <w:p>
+      <w:r>
+        <w:t xml:space="preserve">| The MCP Gateway agent answers with HTTP 401 | The token in the builder differs from </w:t>
+      </w:r>
+      <w:r>
+        <w:rPr>
+          <w:rFonts w:ascii="Courier New" w:hAnsi="Courier New"/>
+        </w:rPr>
+        <w:t>MCP_GATEWAY_TOKEN</w:t>
+      </w:r>
+      <w:r>
+        <w:t xml:space="preserve"> in </w:t>
+      </w:r>
+      <w:r>
+        <w:rPr>
+          <w:rFonts w:ascii="Courier New" w:hAnsi="Courier New"/>
+        </w:rPr>
+        <w:t>.env</w:t>
+      </w:r>
+      <w:r>
+        <w:t xml:space="preserve"> | n8n: </w:t>
+      </w:r>
+      <w:r>
+        <w:rPr>
+          <w:rFonts w:ascii="Courier New" w:hAnsi="Courier New"/>
+        </w:rPr>
+        <w:t>docker compose run --rm n8n-import</w:t>
+      </w:r>
+      <w:r>
+        <w:t xml:space="preserve">. Flowise and Langflow: </w:t>
+      </w:r>
+      <w:r>
+        <w:rPr>
+          <w:rFonts w:ascii="Courier New" w:hAnsi="Courier New"/>
+        </w:rPr>
+        <w:t>docker compose run --rm builders-import</w:t>
+      </w:r>
+      <w:r>
+        <w:t xml:space="preserve"> |</w:t>
+      </w:r>
+    </w:p>
+    <w:p>
+      <w:r>
+        <w:t xml:space="preserve">| The MCP Gateway agent has no tools, or fails while the Direct agent works | The gateway started before the server was ready, or still uses sessions to an old server container | </w:t>
+      </w:r>
+      <w:r>
+        <w:rPr>
+          <w:rFonts w:ascii="Courier New" w:hAnsi="Courier New"/>
+        </w:rPr>
+        <w:t>docker compose restart mcp-gateway</w:t>
+      </w:r>
+      <w:r>
+        <w:t xml:space="preserve"> |</w:t>
+      </w:r>
+    </w:p>
+    <w:p>
+      <w:r>
+        <w:t xml:space="preserve">| </w:t>
+      </w:r>
+      <w:r>
+        <w:rPr>
+          <w:b/>
+        </w:rPr>
+        <w:t>Friendly error</w:t>
+      </w:r>
+      <w:r>
+        <w:t xml:space="preserve">: the lab model endpoint is not reachable | LiteLLM is not running | </w:t>
+      </w:r>
+      <w:r>
+        <w:rPr>
+          <w:rFonts w:ascii="Courier New" w:hAnsi="Courier New"/>
+        </w:rPr>
+        <w:t>docker compose up -d litellm</w:t>
+      </w:r>
+      <w:r>
+        <w:t xml:space="preserve"> |</w:t>
+      </w:r>
+    </w:p>
+    <w:p>
+      <w:r>
+        <w:t xml:space="preserve">| </w:t>
+      </w:r>
+      <w:r>
+        <w:rPr>
+          <w:b/>
+        </w:rPr>
+        <w:t>Friendly error</w:t>
+      </w:r>
+      <w:r>
+        <w:t xml:space="preserve">: LiteLLM could not serve the </w:t>
+      </w:r>
+      <w:r>
+        <w:rPr>
+          <w:rFonts w:ascii="Courier New" w:hAnsi="Courier New"/>
+        </w:rPr>
+        <w:t>lab-chat</w:t>
+      </w:r>
+      <w:r>
+        <w:t xml:space="preserve"> model | No working model provider key, or the provider failed | Check the key in </w:t>
+      </w:r>
+      <w:r>
+        <w:rPr>
+          <w:rFonts w:ascii="Courier New" w:hAnsi="Courier New"/>
+        </w:rPr>
+        <w:t>.env</w:t>
+      </w:r>
+      <w:r>
+        <w:t xml:space="preserve">, then </w:t>
+      </w:r>
+      <w:r>
+        <w:rPr>
+          <w:rFonts w:ascii="Courier New" w:hAnsi="Courier New"/>
+        </w:rPr>
+        <w:t>docker compose logs litellm</w:t>
+      </w:r>
+      <w:r>
+        <w:t xml:space="preserve"> |</w:t>
+      </w:r>
+    </w:p>
+    <w:p>
+      <w:r>
+        <w:t>| The hosted chat URL asks for a password | HTTP Basic authentication on the chat trigger | Sign in with the lab admin email and password |</w:t>
+      </w:r>
+    </w:p>
+    <w:p>
+      <w:r>
+        <w:rPr>
+          <w:i/>
+        </w:rPr>
+        <w:t>Related:</w:t>
+      </w:r>
+      <w:r>
+        <w:t xml:space="preserve"> </w:t>
+      </w:r>
+      <w:r>
+        <w:t>The MCP Gateway, Explained</w:t>
+      </w:r>
+      <w:r>
+        <w:t xml:space="preserve"> (MCP_Gateway_Explained.md)</w:t>
+      </w:r>
+      <w:r>
+        <w:t xml:space="preserve"> · </w:t>
+      </w:r>
+      <w:r>
+        <w:t>Direct and MCP Gateway agents lab</w:t>
+      </w:r>
+      <w:r>
+        <w:t xml:space="preserve"> (MCP_Gateway_Agent_Guide.md)</w:t>
+      </w:r>
+      <w:r>
+        <w:t xml:space="preserve"> · </w:t>
+      </w:r>
+      <w:r>
+        <w:t>Reputation Service</w:t>
+      </w:r>
+      <w:r>
+        <w:t xml:space="preserve"> (Reputation_Service_MCP_Agent_Guide.md)</w:t>
       </w:r>
     </w:p>
     <w:sectPr>
